--- a/docs/operations/TGP-OPS-03 Disaster Recovery and Business Continuity Plan.docx
+++ b/docs/operations/TGP-OPS-03 Disaster Recovery and Business Continuity Plan.docx
@@ -401,7 +401,7 @@
                                 <w:bCs/>
                                 <w:color w:val="1D74BA"/>
                               </w:rPr>
-                              <w:t xml:space="preserve">07 October 2026</w:t>
+                              <w:t xml:space="preserve">08 October 2026</w:t>
                             </w:r>
                           </w:p>
                         </w:txbxContent>
@@ -2382,7 +2382,7 @@
                 <w:sz w:val="16"/>
                 <w:szCs w:val="16"/>
               </w:rPr>
-              <w:t xml:space="preserve">07/10/2026</w:t>
+              <w:t xml:space="preserve">08/10/2026</w:t>
             </w:r>
           </w:p>
         </w:tc>
@@ -7111,7 +7111,7 @@
               <a:graphicData uri="http://schemas.openxmlformats.org/drawingml/2006/picture">
                 <pic:pic>
                   <pic:nvPicPr>
-                    <pic:cNvPr descr="/tmp/claude-0/-home-user-TASCO/19e5534d-12b5-5956-9b60-3e77efde0f49/scratchpad/gen/.cache/mermaid/ee339d8a72bdc004.png" id="29" name="Picture"/>
+                    <pic:cNvPr descr="/home/user/TASCO/tools/docs-source/gen/.cache/mermaid/ee339d8a72bdc004.png" id="29" name="Picture"/>
                     <pic:cNvPicPr>
                       <a:picLocks noChangeArrowheads="1" noChangeAspect="1"/>
                     </pic:cNvPicPr>
@@ -8128,7 +8128,7 @@
               <a:graphicData uri="http://schemas.openxmlformats.org/drawingml/2006/picture">
                 <pic:pic>
                   <pic:nvPicPr>
-                    <pic:cNvPr descr="/tmp/claude-0/-home-user-TASCO/19e5534d-12b5-5956-9b60-3e77efde0f49/scratchpad/gen/.cache/mermaid/d4a592ad546bc221.png" id="34" name="Picture"/>
+                    <pic:cNvPr descr="/home/user/TASCO/tools/docs-source/gen/.cache/mermaid/d4a592ad546bc221.png" id="34" name="Picture"/>
                     <pic:cNvPicPr>
                       <a:picLocks noChangeArrowheads="1" noChangeAspect="1"/>
                     </pic:cNvPicPr>
@@ -8183,7 +8183,7 @@
               <a:graphicData uri="http://schemas.openxmlformats.org/drawingml/2006/picture">
                 <pic:pic>
                   <pic:nvPicPr>
-                    <pic:cNvPr descr="/tmp/claude-0/-home-user-TASCO/19e5534d-12b5-5956-9b60-3e77efde0f49/scratchpad/gen/.cache/mermaid/8b529d83d5d73e59.png" id="37" name="Picture"/>
+                    <pic:cNvPr descr="/home/user/TASCO/tools/docs-source/gen/.cache/mermaid/8b529d83d5d73e59.png" id="37" name="Picture"/>
                     <pic:cNvPicPr>
                       <a:picLocks noChangeArrowheads="1" noChangeAspect="1"/>
                     </pic:cNvPicPr>
